--- a/Modul3/ADAI Modul3 Tag1 Uebungen Daniel.docx
+++ b/Modul3/ADAI Modul3 Tag1 Uebungen Daniel.docx
@@ -1741,7 +1741,7 @@
               <w:spacing w:before="80" w:after="80"/>
             </w:pPr>
             <w:r>
-              <w:t xml:space="preserve"> </w:t>
+              <w:t xml:space="preserve"> US-5</w:t>
             </w:r>
           </w:p>
         </w:tc>
@@ -1767,7 +1767,7 @@
               <w:spacing w:before="80" w:after="80"/>
             </w:pPr>
             <w:r>
-              <w:t xml:space="preserve"> </w:t>
+              <w:t>Die Kategorisierung sollte nicht lange dauern.</w:t>
             </w:r>
           </w:p>
         </w:tc>
@@ -1830,7 +1830,7 @@
               <w:spacing w:before="80" w:after="80"/>
             </w:pPr>
             <w:r>
-              <w:t xml:space="preserve"> </w:t>
+              <w:t xml:space="preserve"> -</w:t>
             </w:r>
           </w:p>
         </w:tc>
@@ -1917,7 +1917,7 @@
               <w:spacing w:before="80" w:after="80"/>
             </w:pPr>
             <w:r>
-              <w:t xml:space="preserve"> </w:t>
+              <w:t xml:space="preserve"> US-1, US-2, US-11, US-14</w:t>
             </w:r>
           </w:p>
         </w:tc>
@@ -1943,7 +1943,7 @@
               <w:spacing w:before="80" w:after="80"/>
             </w:pPr>
             <w:r>
-              <w:t xml:space="preserve"> </w:t>
+              <w:t>Es darf unter keinen Umständen passieren, dass man Daten eines anderen Users lesen/schreiben kann.</w:t>
             </w:r>
           </w:p>
         </w:tc>
@@ -1979,6 +1979,7 @@
                 <w:sz w:val="19"/>
                 <w:szCs w:val="19"/>
               </w:rPr>
+              <w:lastRenderedPageBreak/>
               <w:t>Reliability</w:t>
             </w:r>
             <w:proofErr w:type="spellEnd"/>
@@ -2006,7 +2007,7 @@
               <w:spacing w:before="80" w:after="80"/>
             </w:pPr>
             <w:r>
-              <w:t xml:space="preserve"> </w:t>
+              <w:t xml:space="preserve"> Diverse</w:t>
             </w:r>
           </w:p>
         </w:tc>
@@ -2032,7 +2033,15 @@
               <w:spacing w:before="80" w:after="80"/>
             </w:pPr>
             <w:r>
-              <w:t xml:space="preserve"> </w:t>
+              <w:t xml:space="preserve">Wenn die Services oder sogar die App nicht verfügbar </w:t>
+            </w:r>
+            <w:proofErr w:type="gramStart"/>
+            <w:r>
+              <w:t>ist</w:t>
+            </w:r>
+            <w:proofErr w:type="gramEnd"/>
+            <w:r>
+              <w:t>, wird der User sehr schnell die App nicht mehr verwenden.</w:t>
             </w:r>
           </w:p>
         </w:tc>
@@ -2068,7 +2077,6 @@
                 <w:sz w:val="19"/>
                 <w:szCs w:val="19"/>
               </w:rPr>
-              <w:lastRenderedPageBreak/>
               <w:t>Maintainability</w:t>
             </w:r>
             <w:proofErr w:type="spellEnd"/>
@@ -2122,7 +2130,15 @@
               <w:spacing w:before="80" w:after="80"/>
             </w:pPr>
             <w:r>
-              <w:t xml:space="preserve"> </w:t>
+              <w:t xml:space="preserve"> Nicht </w:t>
+            </w:r>
+            <w:proofErr w:type="gramStart"/>
+            <w:r>
+              <w:t>ganz so</w:t>
+            </w:r>
+            <w:proofErr w:type="gramEnd"/>
+            <w:r>
+              <w:t xml:space="preserve"> wichtig, muss aber gewährleistet sein</w:t>
             </w:r>
           </w:p>
         </w:tc>
@@ -2185,7 +2201,7 @@
               <w:spacing w:before="80" w:after="80"/>
             </w:pPr>
             <w:r>
-              <w:t xml:space="preserve"> </w:t>
+              <w:t xml:space="preserve">Diverse </w:t>
             </w:r>
           </w:p>
         </w:tc>
@@ -2211,7 +2227,7 @@
               <w:spacing w:before="80" w:after="80"/>
             </w:pPr>
             <w:r>
-              <w:t xml:space="preserve"> </w:t>
+              <w:t>Viele der Funktionen sollten isoliert testbar sein (z.B. Kategorisierung)</w:t>
             </w:r>
           </w:p>
         </w:tc>
@@ -2819,6 +2835,9 @@
             <w:pPr>
               <w:spacing w:before="260"/>
             </w:pPr>
+            <w:r>
+              <w:t>Security</w:t>
+            </w:r>
           </w:p>
         </w:tc>
       </w:tr>

--- a/Modul3/ADAI Modul3 Tag1 Uebungen Daniel.docx
+++ b/Modul3/ADAI Modul3 Tag1 Uebungen Daniel.docx
@@ -1743,6 +1743,17 @@
             <w:r>
               <w:t xml:space="preserve"> US-5</w:t>
             </w:r>
+            <w:r>
+              <w:t xml:space="preserve">, </w:t>
+            </w:r>
+            <w:proofErr w:type="spellStart"/>
+            <w:r>
+              <w:t>benutzererlebnis</w:t>
+            </w:r>
+            <w:proofErr w:type="spellEnd"/>
+            <w:r>
+              <w:t xml:space="preserve"> verbessert</w:t>
+            </w:r>
           </w:p>
         </w:tc>
         <w:tc>
@@ -1858,6 +1869,14 @@
             <w:r>
               <w:t xml:space="preserve"> </w:t>
             </w:r>
+            <w:r>
+              <w:t xml:space="preserve">Architektur sollte für später nicht verhindern, dass Applikation skalierbar </w:t>
+            </w:r>
+            <w:proofErr w:type="gramStart"/>
+            <w:r>
+              <w:t>ist</w:t>
+            </w:r>
+            <w:proofErr w:type="gramEnd"/>
           </w:p>
         </w:tc>
       </w:tr>
@@ -1891,6 +1910,7 @@
                 <w:sz w:val="19"/>
                 <w:szCs w:val="19"/>
               </w:rPr>
+              <w:lastRenderedPageBreak/>
               <w:t>Security</w:t>
             </w:r>
           </w:p>
@@ -1918,6 +1938,9 @@
             </w:pPr>
             <w:r>
               <w:t xml:space="preserve"> US-1, US-2, US-11, US-14</w:t>
+            </w:r>
+            <w:r>
+              <w:t xml:space="preserve"> ist sehr wichtig für Akzeptanz</w:t>
             </w:r>
           </w:p>
         </w:tc>
@@ -1979,7 +2002,6 @@
                 <w:sz w:val="19"/>
                 <w:szCs w:val="19"/>
               </w:rPr>
-              <w:lastRenderedPageBreak/>
               <w:t>Reliability</w:t>
             </w:r>
             <w:proofErr w:type="spellEnd"/>
@@ -2862,6 +2884,11 @@
             <w:pPr>
               <w:spacing w:before="260"/>
             </w:pPr>
+            <w:proofErr w:type="spellStart"/>
+            <w:r>
+              <w:t>Reliability</w:t>
+            </w:r>
+            <w:proofErr w:type="spellEnd"/>
           </w:p>
         </w:tc>
       </w:tr>
@@ -2886,6 +2913,9 @@
             <w:pPr>
               <w:spacing w:before="260"/>
             </w:pPr>
+            <w:r>
+              <w:t>Usability</w:t>
+            </w:r>
           </w:p>
         </w:tc>
       </w:tr>
@@ -2918,6 +2948,7 @@
         <w:rPr>
           <w:color w:val="1E293B"/>
         </w:rPr>
+        <w:lastRenderedPageBreak/>
         <w:t>Besprecht im Team:</w:t>
       </w:r>
     </w:p>
@@ -4626,6 +4657,7 @@
               <w:spacing w:before="25" w:after="25"/>
               <w:ind w:left="160"/>
             </w:pPr>
+            <w:bookmarkStart w:id="1" w:name="OLE_LINK4"/>
             <w:r>
               <w:rPr>
                 <w:rFonts w:ascii="Courier New" w:eastAsia="Courier New" w:hAnsi="Courier New" w:cs="Courier New"/>
@@ -4814,6 +4846,7 @@
               <w:t>- Kontext (3-4 Sätze)</w:t>
             </w:r>
           </w:p>
+          <w:bookmarkEnd w:id="1"/>
           <w:p>
             <w:pPr>
               <w:spacing w:before="25" w:after="25"/>
@@ -4827,14 +4860,9 @@
                 <w:szCs w:val="19"/>
               </w:rPr>
               <w:lastRenderedPageBreak/>
-              <w:t>- Entscheidung (aktiv formuliert)</w:t>
-            </w:r>
-          </w:p>
-          <w:p>
-            <w:pPr>
-              <w:spacing w:before="25" w:after="25"/>
-              <w:ind w:left="160"/>
-            </w:pPr>
+              <w:t xml:space="preserve">- </w:t>
+            </w:r>
+            <w:bookmarkStart w:id="2" w:name="OLE_LINK5"/>
             <w:r>
               <w:rPr>
                 <w:rFonts w:ascii="Courier New" w:eastAsia="Courier New" w:hAnsi="Courier New" w:cs="Courier New"/>
@@ -4842,8 +4870,24 @@
                 <w:sz w:val="19"/>
                 <w:szCs w:val="19"/>
               </w:rPr>
+              <w:t>Entscheidung (aktiv formuliert)</w:t>
+            </w:r>
+          </w:p>
+          <w:p>
+            <w:pPr>
+              <w:spacing w:before="25" w:after="25"/>
+              <w:ind w:left="160"/>
+            </w:pPr>
+            <w:r>
+              <w:rPr>
+                <w:rFonts w:ascii="Courier New" w:eastAsia="Courier New" w:hAnsi="Courier New" w:cs="Courier New"/>
+                <w:color w:val="69F0AE"/>
+                <w:sz w:val="19"/>
+                <w:szCs w:val="19"/>
+              </w:rPr>
               <w:t>- Konsequenzen (+ positiv, - negativ, mind. je 3)</w:t>
             </w:r>
+            <w:bookmarkEnd w:id="2"/>
           </w:p>
         </w:tc>
       </w:tr>
@@ -7250,6 +7294,7 @@
               <w:spacing w:before="25" w:after="25"/>
               <w:ind w:left="160"/>
             </w:pPr>
+            <w:bookmarkStart w:id="3" w:name="OLE_LINK6"/>
             <w:r>
               <w:rPr>
                 <w:rFonts w:ascii="Courier New" w:eastAsia="Courier New" w:hAnsi="Courier New" w:cs="Courier New"/>
@@ -7472,6 +7517,7 @@
               </w:rPr>
               <w:t>Dann: Was haben wir vergessen?</w:t>
             </w:r>
+            <w:bookmarkEnd w:id="3"/>
           </w:p>
         </w:tc>
       </w:tr>
@@ -8154,6 +8200,7 @@
               <w:spacing w:before="25" w:after="25"/>
               <w:ind w:left="160"/>
             </w:pPr>
+            <w:bookmarkStart w:id="4" w:name="OLE_LINK7"/>
             <w:r>
               <w:rPr>
                 <w:rFonts w:ascii="Courier New" w:eastAsia="Courier New" w:hAnsi="Courier New" w:cs="Courier New"/>
@@ -8377,6 +8424,7 @@
               </w:rPr>
               <w:t>Unser Team: 2-3 Devs, 3 Monate, gemischter Background.</w:t>
             </w:r>
+            <w:bookmarkEnd w:id="4"/>
           </w:p>
         </w:tc>
       </w:tr>
